--- a/wbe-review/WBE_Review_Pending_Verification_List.docx
+++ b/wbe-review/WBE_Review_Pending_Verification_List.docx
@@ -1161,13 +1161,13 @@
           <w:bCs/>
           <w:b/>
         </w:rPr>
-        <w:t xml:space="preserve">Methamphetamine-consumption and neuropsychiatric-drug-prevalence Monte Carlo studies</w:t>
-      </w:r>
-      <w:r>
-        <w:t xml:space="preserve"> </w:t>
-      </w:r>
-      <w:r>
-        <w:t xml:space="preserve">(§8.7): search results identified this as a real, documented category of chemical-WBE Monte Carlo uncertainty studies, but</w:t>
+        <w:t xml:space="preserve">Pei et al. (2016)</w:t>
+      </w:r>
+      <w:r>
+        <w:t xml:space="preserve"> </w:t>
+      </w:r>
+      <w:r>
+        <w:t xml:space="preserve">[49] and</w:t>
       </w:r>
       <w:r>
         <w:t xml:space="preserve"> </w:t>
@@ -1177,13 +1177,47 @@
           <w:bCs/>
           <w:b/>
         </w:rPr>
-        <w:t xml:space="preserve">no specific author list, journal, year, or quantitative finding was independently confirmed this session</w:t>
-      </w:r>
-      <w:r>
-        <w:t xml:space="preserve"> </w:t>
-      </w:r>
-      <w:r>
-        <w:t xml:space="preserve">for either study named in the text. These are cited only as evidence that a category of studies exists, not as individually verified sources, and neither has a reference-list entry — do not treat either as a citable, verified source until independently identified and confirmed.</w:t>
+        <w:t xml:space="preserve">Croft et al. (2020)</w:t>
+      </w:r>
+      <w:r>
+        <w:t xml:space="preserve"> </w:t>
+      </w:r>
+      <w:r>
+        <w:t xml:space="preserve">[50] (§8.7): identified and named this round, resolving the earlier</w:t>
+      </w:r>
+      <w:r>
+        <w:t xml:space="preserve"> </w:t>
+      </w:r>
+      <w:r>
+        <w:t xml:space="preserve">“</w:t>
+      </w:r>
+      <w:r>
+        <w:t xml:space="preserve">unnamed Monte Carlo study</w:t>
+      </w:r>
+      <w:r>
+        <w:t xml:space="preserve">”</w:t>
+      </w:r>
+      <w:r>
+        <w:t xml:space="preserve"> </w:t>
+      </w:r>
+      <w:r>
+        <w:t xml:space="preserve">flag on this list. Both studies’ existence, authorship (Croft et al.’s fully, Pei et al.’s first 6 of 7 authors), and general design are now confirmed — what remains pending is the</w:t>
+      </w:r>
+      <w:r>
+        <w:t xml:space="preserve"> </w:t>
+      </w:r>
+      <w:r>
+        <w:rPr>
+          <w:iCs/>
+          <w:i/>
+        </w:rPr>
+        <w:t xml:space="preserve">specific numeric output</w:t>
+      </w:r>
+      <w:r>
+        <w:t xml:space="preserve"> </w:t>
+      </w:r>
+      <w:r>
+        <w:t xml:space="preserve">of each: Pei et al.’s Beijing median 2.6 kg/day methamphetamine consumption estimate and 0.58% 12-month prevalence figure, and Croft et al.’s per-capita consumption figures (e.g., the ~1660 mg/d/1000-people rural-community figure) — none of these numbers have been confirmed against full text.</w:t>
       </w:r>
     </w:p>
     <w:p>
@@ -1527,6 +1561,18 @@
         <w:t xml:space="preserve">[47] Yang et al. (2024) — 8-author list retained from an earlier retrieval this session, not re-confirmed via a second independent search</w:t>
       </w:r>
     </w:p>
+    <w:p>
+      <w:pPr>
+        <w:numPr>
+          <w:ilvl w:val="0"/>
+          <w:numId w:val="1007"/>
+        </w:numPr>
+        <w:pStyle w:val="Compact"/>
+      </w:pPr>
+      <w:r>
+        <w:t xml:space="preserve">[49] Pei et al. (2016) — first 6 of 7 authors confirmed across 2 searches; final author name not fully confirmed</w:t>
+      </w:r>
+    </w:p>
     <w:bookmarkEnd w:id="26"/>
     <w:bookmarkStart w:id="27" w:name="X896adcb5331e25c2c62281a3fb6af90b58e1eca"/>
     <w:p>
@@ -1709,7 +1755,10 @@
     </w:p>
     <w:bookmarkEnd w:id="29"/>
     <w:bookmarkEnd w:id="30"/>
-    <w:sectPr/>
+    <w:sectPr>
+      <w:pgSz w:h="15840" w:w="12240"/>
+      <w:pgMar w:bottom="1008" w:left="864" w:right="864" w:top="1008"/>
+    </w:sectPr>
   </w:body>
 </w:document>
 </file>

--- a/wbe-review/WBE_Review_Pending_Verification_List.docx
+++ b/wbe-review/WBE_Review_Pending_Verification_List.docx
@@ -2,13 +2,13 @@
 <file path=word/document.xml><?xml version="1.0" encoding="utf-8"?>
 <w:document xmlns:w="http://schemas.openxmlformats.org/wordprocessingml/2006/main" xmlns:m="http://schemas.openxmlformats.org/officeDocument/2006/math" xmlns:r="http://schemas.openxmlformats.org/officeDocument/2006/relationships" xmlns:o="urn:schemas-microsoft-com:office:office" xmlns:v="urn:schemas-microsoft-com:vml" xmlns:w10="urn:schemas-microsoft-com:office:word" xmlns:a="http://schemas.openxmlformats.org/drawingml/2006/main" xmlns:pic="http://schemas.openxmlformats.org/drawingml/2006/picture" xmlns:wp="http://schemas.openxmlformats.org/drawingml/2006/wordprocessingDrawing">
   <w:body>
-    <w:bookmarkStart w:id="30" w:name="Xd7e868ac4c297be00c04a8ddb26306ce9b718b8"/>
+    <w:bookmarkStart w:id="31" w:name="Xa268477abcc393f64b842d455d2e9aa7e6385db"/>
     <w:p>
       <w:pPr>
         <w:pStyle w:val="Heading1"/>
       </w:pPr>
       <w:r>
-        <w:t xml:space="preserve">Consolidated Pending-Verification List — WBE Review, Chapters 1–8</w:t>
+        <w:t xml:space="preserve">Consolidated Pending-Verification List — WBE Review, Chapters 1–9</w:t>
       </w:r>
     </w:p>
     <w:p>
@@ -1310,6 +1310,317 @@
         <w:t xml:space="preserve">Dai et al. (2024) specific predictive-accuracy figures, cross-referenced again in §8.9 — see the existing Chapter 7 pending item above [44]</w:t>
       </w:r>
     </w:p>
+    <w:bookmarkEnd w:id="25"/>
+    <w:bookmarkStart w:id="26" w:name="X519fe8967c31e46f4a2008071fdad3001fefd43"/>
+    <w:p>
+      <w:pPr>
+        <w:pStyle w:val="Heading2"/>
+      </w:pPr>
+      <w:r>
+        <w:t xml:space="preserve">Chapter 9 (public-health integration and decision-making)</w:t>
+      </w:r>
+    </w:p>
+    <w:p>
+      <w:pPr>
+        <w:numPr>
+          <w:ilvl w:val="0"/>
+          <w:numId w:val="1007"/>
+        </w:numPr>
+        <w:pStyle w:val="Compact"/>
+      </w:pPr>
+      <w:r>
+        <w:t xml:space="preserve">Moallef et al. (2025): the</w:t>
+      </w:r>
+      <w:r>
+        <w:t xml:space="preserve"> </w:t>
+      </w:r>
+      <w:r>
+        <w:t xml:space="preserve">“</w:t>
+      </w:r>
+      <w:r>
+        <w:t xml:space="preserve">68 of 145 full-text-screened articles</w:t>
+      </w:r>
+      <w:r>
+        <w:t xml:space="preserve">”</w:t>
+      </w:r>
+      <w:r>
+        <w:t xml:space="preserve"> </w:t>
+      </w:r>
+      <w:r>
+        <w:t xml:space="preserve">health-equity count, and the specific content of the proposed 5-consideration conceptual framework beyond the general categories named in-text (§9.6) [51]</w:t>
+      </w:r>
+    </w:p>
+    <w:p>
+      <w:pPr>
+        <w:numPr>
+          <w:ilvl w:val="0"/>
+          <w:numId w:val="1007"/>
+        </w:numPr>
+        <w:pStyle w:val="Compact"/>
+      </w:pPr>
+      <w:r>
+        <w:t xml:space="preserve">Yu, Olesen, Duvallet, &amp; Grad (2024): the specific ~80% national sewer-connectivity figure and detailed demographic-association statistics (which household characteristics associate with lower connectivity, and by how much) — the qualitative</w:t>
+      </w:r>
+      <w:r>
+        <w:t xml:space="preserve"> </w:t>
+      </w:r>
+      <w:r>
+        <w:t xml:space="preserve">“</w:t>
+      </w:r>
+      <w:r>
+        <w:t xml:space="preserve">systematically, not randomly, distributed</w:t>
+      </w:r>
+      <w:r>
+        <w:t xml:space="preserve">”</w:t>
+      </w:r>
+      <w:r>
+        <w:t xml:space="preserve"> </w:t>
+      </w:r>
+      <w:r>
+        <w:t xml:space="preserve">finding is treated as comparatively better-supported and is the claim actually relied upon in §9.5–9.6 [52]</w:t>
+      </w:r>
+    </w:p>
+    <w:p>
+      <w:pPr>
+        <w:numPr>
+          <w:ilvl w:val="0"/>
+          <w:numId w:val="1007"/>
+        </w:numPr>
+        <w:pStyle w:val="Compact"/>
+      </w:pPr>
+      <w:r>
+        <w:t xml:space="preserve">Thompson et al. (2024): full author list beyond the lead author; the specific legal/enforceability argument’s detailed content beyond the general</w:t>
+      </w:r>
+      <w:r>
+        <w:t xml:space="preserve"> </w:t>
+      </w:r>
+      <w:r>
+        <w:t xml:space="preserve">“</w:t>
+      </w:r>
+      <w:r>
+        <w:t xml:space="preserve">obligations, not just ethics</w:t>
+      </w:r>
+      <w:r>
+        <w:t xml:space="preserve">”</w:t>
+      </w:r>
+      <w:r>
+        <w:t xml:space="preserve"> </w:t>
+      </w:r>
+      <w:r>
+        <w:t xml:space="preserve">framing (§9.6) [53]</w:t>
+      </w:r>
+    </w:p>
+    <w:p>
+      <w:pPr>
+        <w:numPr>
+          <w:ilvl w:val="0"/>
+          <w:numId w:val="1007"/>
+        </w:numPr>
+        <w:pStyle w:val="Compact"/>
+      </w:pPr>
+      <w:r>
+        <w:t xml:space="preserve">Kwiatkowska et al. (2022):</w:t>
+      </w:r>
+      <w:r>
+        <w:t xml:space="preserve"> </w:t>
+      </w:r>
+      <w:r>
+        <w:rPr>
+          <w:bCs/>
+          <w:b/>
+        </w:rPr>
+        <w:t xml:space="preserve">publication venue and peer-review status, not just a specific number</w:t>
+      </w:r>
+      <w:r>
+        <w:t xml:space="preserve"> </w:t>
+      </w:r>
+      <w:r>
+        <w:t xml:space="preserve">— this is a more fundamental gap than the usual</w:t>
+      </w:r>
+      <w:r>
+        <w:t xml:space="preserve"> </w:t>
+      </w:r>
+      <w:r>
+        <w:t xml:space="preserve">“</w:t>
+      </w:r>
+      <w:r>
+        <w:t xml:space="preserve">which figure is unconfirmed</w:t>
+      </w:r>
+      <w:r>
+        <w:t xml:space="preserve">”</w:t>
+      </w:r>
+      <w:r>
+        <w:t xml:space="preserve"> </w:t>
+      </w:r>
+      <w:r>
+        <w:t xml:space="preserve">pending item, and the source should be treated with corresponding extra caution until resolved (§9.6) [54]</w:t>
+      </w:r>
+    </w:p>
+    <w:p>
+      <w:pPr>
+        <w:numPr>
+          <w:ilvl w:val="0"/>
+          <w:numId w:val="1007"/>
+        </w:numPr>
+        <w:pStyle w:val="Compact"/>
+      </w:pPr>
+      <w:r>
+        <w:t xml:space="preserve">Assoum et al. (2023): specific lead-time or detection-sensitivity figures for the low-incidence-setting early-warning finding — no such figure is currently asserted in the main text, deliberately (§9.1, §9.2) [55]</w:t>
+      </w:r>
+    </w:p>
+    <w:p>
+      <w:pPr>
+        <w:numPr>
+          <w:ilvl w:val="0"/>
+          <w:numId w:val="1007"/>
+        </w:numPr>
+        <w:pStyle w:val="Compact"/>
+      </w:pPr>
+      <w:r>
+        <w:t xml:space="preserve">Demir et al. (2026, medRxiv preprint):</w:t>
+      </w:r>
+      <w:r>
+        <w:t xml:space="preserve"> </w:t>
+      </w:r>
+      <w:r>
+        <w:rPr>
+          <w:bCs/>
+          <w:b/>
+        </w:rPr>
+        <w:t xml:space="preserve">the existence and identity of any co-author beyond the lead author is itself unconfirmed</w:t>
+      </w:r>
+      <w:r>
+        <w:t xml:space="preserve">, not merely a specific numeric claim — treat any future reference to a</w:t>
+      </w:r>
+      <w:r>
+        <w:t xml:space="preserve"> </w:t>
+      </w:r>
+      <w:r>
+        <w:t xml:space="preserve">“</w:t>
+      </w:r>
+      <w:r>
+        <w:t xml:space="preserve">Demir et al.</w:t>
+      </w:r>
+      <w:r>
+        <w:t xml:space="preserve">”</w:t>
+      </w:r>
+      <w:r>
+        <w:t xml:space="preserve"> </w:t>
+      </w:r>
+      <w:r>
+        <w:t xml:space="preserve">author list as requiring independent verification from scratch, not as building on a settled base (§9.1, §9.2) [56]</w:t>
+      </w:r>
+    </w:p>
+    <w:p>
+      <w:pPr>
+        <w:numPr>
+          <w:ilvl w:val="0"/>
+          <w:numId w:val="1007"/>
+        </w:numPr>
+        <w:pStyle w:val="Compact"/>
+      </w:pPr>
+      <w:r>
+        <w:t xml:space="preserve">Link, Garrido, et al. (2026, medRxiv preprint): full author list beyond the two named authors;</w:t>
+      </w:r>
+      <w:r>
+        <w:t xml:space="preserve"> </w:t>
+      </w:r>
+      <w:r>
+        <w:rPr>
+          <w:bCs/>
+          <w:b/>
+        </w:rPr>
+        <w:t xml:space="preserve">and, independently of author-list completeness, whether the reported sensitivity 0.82/PPV 0.64 detection-performance figures generalize beyond the 281-county calibration set this preprint reports them on</w:t>
+      </w:r>
+      <w:r>
+        <w:t xml:space="preserve"> </w:t>
+      </w:r>
+      <w:r>
+        <w:t xml:space="preserve">— this second caveat is a transferability question, not merely a confirmation-pending one, and should be treated as a standing limitation even if the figures themselves are later confirmed against full text (§9.2, Table 7) [57]</w:t>
+      </w:r>
+    </w:p>
+    <w:p>
+      <w:pPr>
+        <w:numPr>
+          <w:ilvl w:val="0"/>
+          <w:numId w:val="1007"/>
+        </w:numPr>
+        <w:pStyle w:val="Compact"/>
+      </w:pPr>
+      <w:r>
+        <w:t xml:space="preserve">Zhang et al. (2025): specific correlation magnitudes and per-system lead/lag relationships from the 4-system (hospital/wastewater/meteorological/internet-search) data-fusion analysis — the qualitative</w:t>
+      </w:r>
+      <w:r>
+        <w:t xml:space="preserve"> </w:t>
+      </w:r>
+      <w:r>
+        <w:t xml:space="preserve">“</w:t>
+      </w:r>
+      <w:r>
+        <w:t xml:space="preserve">fused variables correlate significantly with case counts</w:t>
+      </w:r>
+      <w:r>
+        <w:t xml:space="preserve">”</w:t>
+      </w:r>
+      <w:r>
+        <w:t xml:space="preserve"> </w:t>
+      </w:r>
+      <w:r>
+        <w:t xml:space="preserve">finding is treated as the better-supported claim (§9.3, Table 7) [58]</w:t>
+      </w:r>
+    </w:p>
+    <w:p>
+      <w:pPr>
+        <w:numPr>
+          <w:ilvl w:val="0"/>
+          <w:numId w:val="1007"/>
+        </w:numPr>
+        <w:pStyle w:val="Compact"/>
+      </w:pPr>
+      <w:r>
+        <w:t xml:space="preserve">The</w:t>
+      </w:r>
+      <w:r>
+        <w:t xml:space="preserve"> </w:t>
+      </w:r>
+      <w:r>
+        <w:t xml:space="preserve">“</w:t>
+      </w:r>
+      <w:r>
+        <w:t xml:space="preserve">detection-to-action timescale of about a week</w:t>
+      </w:r>
+      <w:r>
+        <w:t xml:space="preserve">”</w:t>
+      </w:r>
+      <w:r>
+        <w:t xml:space="preserve"> </w:t>
+      </w:r>
+      <w:r>
+        <w:t xml:space="preserve">reporting-timeliness figure referenced in §9.7’s third actionability condition — stated explicitly in the main text as an illustrative order of magnitude from the search-derived evidence base, not a precisely established universal standard, and not attributed to a single specific numbered reference</w:t>
+      </w:r>
+    </w:p>
+    <w:p>
+      <w:pPr>
+        <w:numPr>
+          <w:ilvl w:val="0"/>
+          <w:numId w:val="1007"/>
+        </w:numPr>
+        <w:pStyle w:val="Compact"/>
+      </w:pPr>
+      <w:r>
+        <w:rPr>
+          <w:bCs/>
+          <w:b/>
+        </w:rPr>
+        <w:t xml:space="preserve">No specific numeric claim in Chapter 9’s Table 7 or Box is asserted as verified</w:t>
+      </w:r>
+      <w:r>
+        <w:t xml:space="preserve"> </w:t>
+      </w:r>
+      <w:r>
+        <w:t xml:space="preserve">— Table 7 is a structural/organizational summary of §9.1–9.2’s argument, not a data table, and the Box is a purely conceptual, hypothetical illustration containing no borrowed statistics from any source</w:t>
+      </w:r>
+    </w:p>
     <w:p>
       <w:r>
         <w:pict>
@@ -1317,8 +1628,8 @@
         </w:pict>
       </w:r>
     </w:p>
-    <w:bookmarkEnd w:id="25"/>
-    <w:bookmarkStart w:id="26" w:name="X07c0bc042e890049447e8938f1c172d1fcaea28"/>
+    <w:bookmarkEnd w:id="26"/>
+    <w:bookmarkStart w:id="27" w:name="X07c0bc042e890049447e8938f1c172d1fcaea28"/>
     <w:p>
       <w:pPr>
         <w:pStyle w:val="Heading2"/>
@@ -1331,7 +1642,7 @@
       <w:pPr>
         <w:numPr>
           <w:ilvl w:val="0"/>
-          <w:numId w:val="1007"/>
+          <w:numId w:val="1008"/>
         </w:numPr>
         <w:pStyle w:val="Compact"/>
       </w:pPr>
@@ -1343,7 +1654,7 @@
       <w:pPr>
         <w:numPr>
           <w:ilvl w:val="0"/>
-          <w:numId w:val="1007"/>
+          <w:numId w:val="1008"/>
         </w:numPr>
         <w:pStyle w:val="Compact"/>
       </w:pPr>
@@ -1367,7 +1678,7 @@
       <w:pPr>
         <w:numPr>
           <w:ilvl w:val="0"/>
-          <w:numId w:val="1007"/>
+          <w:numId w:val="1008"/>
         </w:numPr>
         <w:pStyle w:val="Compact"/>
       </w:pPr>
@@ -1391,7 +1702,7 @@
       <w:pPr>
         <w:numPr>
           <w:ilvl w:val="0"/>
-          <w:numId w:val="1007"/>
+          <w:numId w:val="1008"/>
         </w:numPr>
         <w:pStyle w:val="Compact"/>
       </w:pPr>
@@ -1415,7 +1726,7 @@
       <w:pPr>
         <w:numPr>
           <w:ilvl w:val="0"/>
-          <w:numId w:val="1007"/>
+          <w:numId w:val="1008"/>
         </w:numPr>
         <w:pStyle w:val="Compact"/>
       </w:pPr>
@@ -1439,7 +1750,7 @@
       <w:pPr>
         <w:numPr>
           <w:ilvl w:val="0"/>
-          <w:numId w:val="1007"/>
+          <w:numId w:val="1008"/>
         </w:numPr>
         <w:pStyle w:val="Compact"/>
       </w:pPr>
@@ -1473,7 +1784,7 @@
       <w:pPr>
         <w:numPr>
           <w:ilvl w:val="0"/>
-          <w:numId w:val="1007"/>
+          <w:numId w:val="1008"/>
         </w:numPr>
         <w:pStyle w:val="Compact"/>
       </w:pPr>
@@ -1507,7 +1818,7 @@
       <w:pPr>
         <w:numPr>
           <w:ilvl w:val="0"/>
-          <w:numId w:val="1007"/>
+          <w:numId w:val="1008"/>
         </w:numPr>
         <w:pStyle w:val="Compact"/>
       </w:pPr>
@@ -1541,7 +1852,7 @@
       <w:pPr>
         <w:numPr>
           <w:ilvl w:val="0"/>
-          <w:numId w:val="1007"/>
+          <w:numId w:val="1008"/>
         </w:numPr>
         <w:pStyle w:val="Compact"/>
       </w:pPr>
@@ -1553,7 +1864,7 @@
       <w:pPr>
         <w:numPr>
           <w:ilvl w:val="0"/>
-          <w:numId w:val="1007"/>
+          <w:numId w:val="1008"/>
         </w:numPr>
         <w:pStyle w:val="Compact"/>
       </w:pPr>
@@ -1565,7 +1876,7 @@
       <w:pPr>
         <w:numPr>
           <w:ilvl w:val="0"/>
-          <w:numId w:val="1007"/>
+          <w:numId w:val="1008"/>
         </w:numPr>
         <w:pStyle w:val="Compact"/>
       </w:pPr>
@@ -1573,16 +1884,6 @@
         <w:t xml:space="preserve">[49] Pei et al. (2016) — first 6 of 7 authors confirmed across 2 searches; final author name not fully confirmed</w:t>
       </w:r>
     </w:p>
-    <w:bookmarkEnd w:id="26"/>
-    <w:bookmarkStart w:id="27" w:name="X896adcb5331e25c2c62281a3fb6af90b58e1eca"/>
-    <w:p>
-      <w:pPr>
-        <w:pStyle w:val="Heading2"/>
-      </w:pPr>
-      <w:r>
-        <w:t xml:space="preserve">Sources considered and explicitly excluded (not cited anywhere in Chapters 1–7)</w:t>
-      </w:r>
-    </w:p>
     <w:p>
       <w:pPr>
         <w:numPr>
@@ -1592,25 +1893,19 @@
         <w:pStyle w:val="Compact"/>
       </w:pPr>
       <w:r>
-        <w:t xml:space="preserve">PMC8772136 / ScienceDirect S0048969722003813 —</w:t>
-      </w:r>
-      <w:r>
-        <w:t xml:space="preserve"> </w:t>
-      </w:r>
-      <w:r>
-        <w:t xml:space="preserve">“</w:t>
-      </w:r>
-      <w:r>
-        <w:t xml:space="preserve">Factors influencing SARS-CoV-2 RNA concentrations in wastewater up to the sampling stage: A systematic review</w:t>
-      </w:r>
-      <w:r>
-        <w:t xml:space="preserve">”</w:t>
-      </w:r>
-      <w:r>
-        <w:t xml:space="preserve"> </w:t>
-      </w:r>
-      <w:r>
-        <w:t xml:space="preserve">(~2022) — author list unconfirmed; relevant to §5, and indirectly to §6’s analytical-variability discussion.</w:t>
+        <w:t xml:space="preserve">[53] Thompson et al. (2024) — only lead author confirmed, full list not obtained</w:t>
+      </w:r>
+    </w:p>
+    <w:p>
+      <w:pPr>
+        <w:numPr>
+          <w:ilvl w:val="0"/>
+          <w:numId w:val="1008"/>
+        </w:numPr>
+        <w:pStyle w:val="Compact"/>
+      </w:pPr>
+      <w:r>
+        <w:t xml:space="preserve">[54] Kwiatkowska et al. (2022) — full 8-author list found, but from only a single search, not cross-checked;</w:t>
       </w:r>
       <w:r>
         <w:t xml:space="preserve"> </w:t>
@@ -1620,62 +1915,19 @@
           <w:bCs/>
           <w:b/>
         </w:rPr>
-        <w:t xml:space="preserve">Single highest-priority gap to resolve with database access.</w:t>
-      </w:r>
-    </w:p>
-    <w:bookmarkEnd w:id="27"/>
-    <w:bookmarkStart w:id="28" w:name="X38d6e3ce937f57045dd159f408ab3f1f54ae221"/>
-    <w:p>
-      <w:pPr>
-        <w:pStyle w:val="Heading2"/>
-      </w:pPr>
-      <w:r>
-        <w:t xml:space="preserve">Items from the user’s original project outline still not independently checked</w:t>
-      </w:r>
-    </w:p>
-    <w:p>
-      <w:pPr>
-        <w:numPr>
-          <w:ilvl w:val="0"/>
-          <w:numId w:val="1009"/>
-        </w:numPr>
-        <w:pStyle w:val="Compact"/>
-      </w:pPr>
-      <w:r>
-        <w:rPr>
-          <w:strike/>
-        </w:rPr>
-        <w:t xml:space="preserve">PubMed 41260128 —</w:t>
-      </w:r>
-      <w:r>
-        <w:rPr>
-          <w:strike/>
-        </w:rPr>
-        <w:t xml:space="preserve"> </w:t>
-      </w:r>
-      <w:r>
-        <w:rPr>
-          <w:strike/>
-        </w:rPr>
-        <w:t xml:space="preserve">“</w:t>
-      </w:r>
-      <w:r>
-        <w:rPr>
-          <w:strike/>
-        </w:rPr>
-        <w:t xml:space="preserve">From wastewater to epidemiological insights: A systematic…</w:t>
-      </w:r>
-      <w:r>
-        <w:rPr>
-          <w:strike/>
-        </w:rPr>
-        <w:t xml:space="preserve">”</w:t>
-      </w:r>
-      <w:r>
-        <w:t xml:space="preserve"> </w:t>
-      </w:r>
-      <w:r>
-        <w:t xml:space="preserve">—</w:t>
+        <w:t xml:space="preserve">and, more fundamentally, the venue itself (journal vs. conference proceeding vs. preprint) is unconfirmed</w:t>
+      </w:r>
+    </w:p>
+    <w:p>
+      <w:pPr>
+        <w:numPr>
+          <w:ilvl w:val="0"/>
+          <w:numId w:val="1008"/>
+        </w:numPr>
+        <w:pStyle w:val="Compact"/>
+      </w:pPr>
+      <w:r>
+        <w:t xml:space="preserve">[56] Demir et al. (2026, medRxiv preprint) —</w:t>
       </w:r>
       <w:r>
         <w:t xml:space="preserve"> </w:t>
@@ -1685,6 +1937,136 @@
           <w:bCs/>
           <w:b/>
         </w:rPr>
+        <w:t xml:space="preserve">weakest author attribution in the entire review to date, exceeding even [32]’s previous record</w:t>
+      </w:r>
+      <w:r>
+        <w:t xml:space="preserve">: only the lead author’s institutional affiliation is corroborated; a possible co-author’s name appeared in exactly one synthesized search result and was not independently confirmed by any second source</w:t>
+      </w:r>
+    </w:p>
+    <w:p>
+      <w:pPr>
+        <w:numPr>
+          <w:ilvl w:val="0"/>
+          <w:numId w:val="1008"/>
+        </w:numPr>
+        <w:pStyle w:val="Compact"/>
+      </w:pPr>
+      <w:r>
+        <w:t xml:space="preserve">[57] Link, Garrido, et al. (2026, medRxiv preprint) — two named authors confirmed, full list (likely longer, given the scale of a 281-county analysis) not obtained</w:t>
+      </w:r>
+    </w:p>
+    <w:bookmarkEnd w:id="27"/>
+    <w:bookmarkStart w:id="28" w:name="X896adcb5331e25c2c62281a3fb6af90b58e1eca"/>
+    <w:p>
+      <w:pPr>
+        <w:pStyle w:val="Heading2"/>
+      </w:pPr>
+      <w:r>
+        <w:t xml:space="preserve">Sources considered and explicitly excluded (not cited anywhere in Chapters 1–7)</w:t>
+      </w:r>
+    </w:p>
+    <w:p>
+      <w:pPr>
+        <w:numPr>
+          <w:ilvl w:val="0"/>
+          <w:numId w:val="1009"/>
+        </w:numPr>
+        <w:pStyle w:val="Compact"/>
+      </w:pPr>
+      <w:r>
+        <w:t xml:space="preserve">PMC8772136 / ScienceDirect S0048969722003813 —</w:t>
+      </w:r>
+      <w:r>
+        <w:t xml:space="preserve"> </w:t>
+      </w:r>
+      <w:r>
+        <w:t xml:space="preserve">“</w:t>
+      </w:r>
+      <w:r>
+        <w:t xml:space="preserve">Factors influencing SARS-CoV-2 RNA concentrations in wastewater up to the sampling stage: A systematic review</w:t>
+      </w:r>
+      <w:r>
+        <w:t xml:space="preserve">”</w:t>
+      </w:r>
+      <w:r>
+        <w:t xml:space="preserve"> </w:t>
+      </w:r>
+      <w:r>
+        <w:t xml:space="preserve">(~2022) — author list unconfirmed; relevant to §5, and indirectly to §6’s analytical-variability discussion.</w:t>
+      </w:r>
+      <w:r>
+        <w:t xml:space="preserve"> </w:t>
+      </w:r>
+      <w:r>
+        <w:rPr>
+          <w:bCs/>
+          <w:b/>
+        </w:rPr>
+        <w:t xml:space="preserve">Single highest-priority gap to resolve with database access.</w:t>
+      </w:r>
+    </w:p>
+    <w:bookmarkEnd w:id="28"/>
+    <w:bookmarkStart w:id="29" w:name="X38d6e3ce937f57045dd159f408ab3f1f54ae221"/>
+    <w:p>
+      <w:pPr>
+        <w:pStyle w:val="Heading2"/>
+      </w:pPr>
+      <w:r>
+        <w:t xml:space="preserve">Items from the user’s original project outline still not independently checked</w:t>
+      </w:r>
+    </w:p>
+    <w:p>
+      <w:pPr>
+        <w:numPr>
+          <w:ilvl w:val="0"/>
+          <w:numId w:val="1010"/>
+        </w:numPr>
+        <w:pStyle w:val="Compact"/>
+      </w:pPr>
+      <w:r>
+        <w:rPr>
+          <w:strike/>
+        </w:rPr>
+        <w:t xml:space="preserve">PubMed 41260128 —</w:t>
+      </w:r>
+      <w:r>
+        <w:rPr>
+          <w:strike/>
+        </w:rPr>
+        <w:t xml:space="preserve"> </w:t>
+      </w:r>
+      <w:r>
+        <w:rPr>
+          <w:strike/>
+        </w:rPr>
+        <w:t xml:space="preserve">“</w:t>
+      </w:r>
+      <w:r>
+        <w:rPr>
+          <w:strike/>
+        </w:rPr>
+        <w:t xml:space="preserve">From wastewater to epidemiological insights: A systematic…</w:t>
+      </w:r>
+      <w:r>
+        <w:rPr>
+          <w:strike/>
+        </w:rPr>
+        <w:t xml:space="preserve">”</w:t>
+      </w:r>
+      <w:r>
+        <w:t xml:space="preserve"> </w:t>
+      </w:r>
+      <w:r>
+        <w:t xml:space="preserve">—</w:t>
+      </w:r>
+      <w:r>
+        <w:t xml:space="preserve"> </w:t>
+      </w:r>
+      <w:r>
+        <w:rPr>
+          <w:bCs/>
+          <w:b/>
+        </w:rPr>
         <w:t xml:space="preserve">RESOLVED</w:t>
       </w:r>
       <w:r>
@@ -1708,7 +2090,7 @@
       <w:pPr>
         <w:numPr>
           <w:ilvl w:val="0"/>
-          <w:numId w:val="1009"/>
+          <w:numId w:val="1010"/>
         </w:numPr>
         <w:pStyle w:val="Compact"/>
       </w:pPr>
@@ -1720,12 +2102,34 @@
       <w:pPr>
         <w:numPr>
           <w:ilvl w:val="0"/>
-          <w:numId w:val="1009"/>
-        </w:numPr>
-        <w:pStyle w:val="Compact"/>
-      </w:pPr>
-      <w:r>
-        <w:t xml:space="preserve">PMC12005304 — wastewater-based epidemiology health equity — relevant to the not-yet-drafted §9 (public health translation/equity)</w:t>
+          <w:numId w:val="1010"/>
+        </w:numPr>
+        <w:pStyle w:val="Compact"/>
+      </w:pPr>
+      <w:r>
+        <w:rPr>
+          <w:strike/>
+        </w:rPr>
+        <w:t xml:space="preserve">PMC12005304 — wastewater-based epidemiology health equity — relevant to the not-yet-drafted §9</w:t>
+      </w:r>
+      <w:r>
+        <w:t xml:space="preserve"> </w:t>
+      </w:r>
+      <w:r>
+        <w:t xml:space="preserve">—</w:t>
+      </w:r>
+      <w:r>
+        <w:t xml:space="preserve"> </w:t>
+      </w:r>
+      <w:r>
+        <w:rPr>
+          <w:bCs/>
+          <w:b/>
+        </w:rPr>
+        <w:t xml:space="preserve">RESOLVED 2026-07-14</w:t>
+      </w:r>
+      <w:r>
+        <w:t xml:space="preserve">: identified and cited as [51] Moallef et al. (2025) in §9.6; see the new Chapter 9 section above for what remains pending about this specific source</w:t>
       </w:r>
     </w:p>
     <w:p>
@@ -1735,8 +2139,8 @@
         </w:pict>
       </w:r>
     </w:p>
-    <w:bookmarkEnd w:id="28"/>
-    <w:bookmarkStart w:id="29" w:name="how-to-close-this-list"/>
+    <w:bookmarkEnd w:id="29"/>
+    <w:bookmarkStart w:id="30" w:name="how-to-close-this-list"/>
     <w:p>
       <w:pPr>
         <w:pStyle w:val="Heading2"/>
@@ -1753,8 +2157,8 @@
         <w:t xml:space="preserve">Every item above requires one of: (a) direct database/publisher access (Web of Science, Scopus, or institutional access to ScienceDirect/PMC/Water Research/ES&amp;T, since this session’s WebFetch and Crossref-API access were both blocked throughout); or (b) the user independently confirming a figure and reporting it back. Until then, this list — not the main text’s prose, however confidently worded — is the authoritative record of what remains unverified in this review.</w:t>
       </w:r>
     </w:p>
-    <w:bookmarkEnd w:id="29"/>
     <w:bookmarkEnd w:id="30"/>
+    <w:bookmarkEnd w:id="31"/>
     <w:sectPr>
       <w:pgSz w:h="15840" w:w="12240"/>
       <w:pgMar w:bottom="1008" w:left="864" w:right="864" w:top="1008"/>
@@ -1968,6 +2372,9 @@
     <w:abstractNumId w:val="991"/>
   </w:num>
   <w:num w:numId="1009">
+    <w:abstractNumId w:val="991"/>
+  </w:num>
+  <w:num w:numId="1010">
     <w:abstractNumId w:val="991"/>
   </w:num>
 </w:numbering>

--- a/wbe-review/WBE_Review_Pending_Verification_List.docx
+++ b/wbe-review/WBE_Review_Pending_Verification_List.docx
@@ -2,13 +2,13 @@
 <file path=word/document.xml><?xml version="1.0" encoding="utf-8"?>
 <w:document xmlns:w="http://schemas.openxmlformats.org/wordprocessingml/2006/main" xmlns:m="http://schemas.openxmlformats.org/officeDocument/2006/math" xmlns:r="http://schemas.openxmlformats.org/officeDocument/2006/relationships" xmlns:o="urn:schemas-microsoft-com:office:office" xmlns:v="urn:schemas-microsoft-com:vml" xmlns:w10="urn:schemas-microsoft-com:office:word" xmlns:a="http://schemas.openxmlformats.org/drawingml/2006/main" xmlns:pic="http://schemas.openxmlformats.org/drawingml/2006/picture" xmlns:wp="http://schemas.openxmlformats.org/drawingml/2006/wordprocessingDrawing">
   <w:body>
-    <w:bookmarkStart w:id="31" w:name="Xa268477abcc393f64b842d455d2e9aa7e6385db"/>
+    <w:bookmarkStart w:id="32" w:name="X83783b70edcf875094247093c20f68b320e9ab5"/>
     <w:p>
       <w:pPr>
         <w:pStyle w:val="Heading1"/>
       </w:pPr>
       <w:r>
-        <w:t xml:space="preserve">Consolidated Pending-Verification List — WBE Review, Chapters 1–9</w:t>
+        <w:t xml:space="preserve">Consolidated Pending-Verification List — WBE Review, Chapters 1–10</w:t>
       </w:r>
     </w:p>
     <w:p>
@@ -1477,50 +1477,17 @@
         <w:pStyle w:val="Compact"/>
       </w:pPr>
       <w:r>
-        <w:t xml:space="preserve">Demir et al. (2026, medRxiv preprint):</w:t>
-      </w:r>
-      <w:r>
-        <w:t xml:space="preserve"> </w:t>
-      </w:r>
-      <w:r>
         <w:rPr>
           <w:bCs/>
           <w:b/>
         </w:rPr>
-        <w:t xml:space="preserve">the existence and identity of any co-author beyond the lead author is itself unconfirmed</w:t>
-      </w:r>
-      <w:r>
-        <w:t xml:space="preserve">, not merely a specific numeric claim — treat any future reference to a</w:t>
-      </w:r>
-      <w:r>
-        <w:t xml:space="preserve"> </w:t>
-      </w:r>
-      <w:r>
-        <w:t xml:space="preserve">“</w:t>
-      </w:r>
-      <w:r>
-        <w:t xml:space="preserve">Demir et al.</w:t>
-      </w:r>
-      <w:r>
-        <w:t xml:space="preserve">”</w:t>
-      </w:r>
-      <w:r>
-        <w:t xml:space="preserve"> </w:t>
-      </w:r>
-      <w:r>
-        <w:t xml:space="preserve">author list as requiring independent verification from scratch, not as building on a settled base (§9.1, §9.2) [56]</w:t>
-      </w:r>
-    </w:p>
-    <w:p>
-      <w:pPr>
-        <w:numPr>
-          <w:ilvl w:val="0"/>
-          <w:numId w:val="1007"/>
-        </w:numPr>
-        <w:pStyle w:val="Compact"/>
-      </w:pPr>
-      <w:r>
-        <w:t xml:space="preserve">Link, Garrido, et al. (2026, medRxiv preprint): full author list beyond the two named authors;</w:t>
+        <w:t xml:space="preserve">[56] — ⛔ DO NOT CITE UNTIL METADATA RESOLVED.</w:t>
+      </w:r>
+      <w:r>
+        <w:t xml:space="preserve"> </w:t>
+      </w:r>
+      <w:r>
+        <w:t xml:space="preserve">Re-searched 2026-07-18 during the Chapter 9 consistency-audit round: still only a single, non-independently-repeated search result even for a possible co-author’s name.</w:t>
       </w:r>
       <w:r>
         <w:t xml:space="preserve"> </w:t>
@@ -1530,13 +1497,66 @@
           <w:bCs/>
           <w:b/>
         </w:rPr>
+        <w:t xml:space="preserve">Withdrawn from confident in-text citation and from Table 7</w:t>
+      </w:r>
+      <w:r>
+        <w:t xml:space="preserve"> </w:t>
+      </w:r>
+      <w:r>
+        <w:t xml:space="preserve">as of this round — see</w:t>
+      </w:r>
+      <w:r>
+        <w:t xml:space="preserve"> </w:t>
+      </w:r>
+      <w:r>
+        <w:rPr>
+          <w:rStyle w:val="VerbatimChar"/>
+        </w:rPr>
+        <w:t xml:space="preserve">WBE_Review_Ch9_Claim_Audit.md</w:t>
+      </w:r>
+      <w:r>
+        <w:t xml:space="preserve"> </w:t>
+      </w:r>
+      <w:r>
+        <w:t xml:space="preserve">and the main text’s §9.9 for how the underlying (uncited) design idea is still discussed conceptually. Any future round attempting to re-cite this reference must re-verify its basic identity from scratch, not build on any prior round’s partial findings.</w:t>
+      </w:r>
+    </w:p>
+    <w:p>
+      <w:pPr>
+        <w:numPr>
+          <w:ilvl w:val="0"/>
+          <w:numId w:val="1007"/>
+        </w:numPr>
+        <w:pStyle w:val="Compact"/>
+      </w:pPr>
+      <w:r>
+        <w:rPr>
+          <w:bCs/>
+          <w:b/>
+        </w:rPr>
+        <w:t xml:space="preserve">[57] — upgraded 2026-07-18.</w:t>
+      </w:r>
+      <w:r>
+        <w:t xml:space="preserve"> </w:t>
+      </w:r>
+      <w:r>
+        <w:t xml:space="preserve">Both named authors (Link, Garrido) now independently corroborated across two separate search results, meeting this review’s ordinary citation bar; remains actively cited. What remains pending: full author list beyond these two;</w:t>
+      </w:r>
+      <w:r>
+        <w:t xml:space="preserve"> </w:t>
+      </w:r>
+      <w:r>
+        <w:rPr>
+          <w:bCs/>
+          <w:b/>
+        </w:rPr>
         <w:t xml:space="preserve">and, independently of author-list completeness, whether the reported sensitivity 0.82/PPV 0.64 detection-performance figures generalize beyond the 281-county calibration set this preprint reports them on</w:t>
       </w:r>
       <w:r>
         <w:t xml:space="preserve"> </w:t>
       </w:r>
       <w:r>
-        <w:t xml:space="preserve">— this second caveat is a transferability question, not merely a confirmation-pending one, and should be treated as a standing limitation even if the figures themselves are later confirmed against full text (§9.2, Table 7) [57]</w:t>
+        <w:t xml:space="preserve">— this second caveat is a transferability question, not merely a confirmation-pending one, and should be treated as a standing limitation even if the figures themselves are later confirmed against full text (§9.2, Table 7)</w:t>
       </w:r>
     </w:p>
     <w:p>
@@ -1629,13 +1649,13 @@
       </w:r>
     </w:p>
     <w:bookmarkEnd w:id="26"/>
-    <w:bookmarkStart w:id="27" w:name="X07c0bc042e890049447e8938f1c172d1fcaea28"/>
+    <w:bookmarkStart w:id="27" w:name="X9ce2a60d05f7938d1813fe20803fe185f781cb1"/>
     <w:p>
       <w:pPr>
         <w:pStyle w:val="Heading2"/>
       </w:pPr>
       <w:r>
-        <w:t xml:space="preserve">Sources with unresolved or incomplete author attribution (across all chapters)</w:t>
+        <w:t xml:space="preserve">Chapter 10 (enabling technologies and research infrastructures)</w:t>
       </w:r>
     </w:p>
     <w:p>
@@ -1647,7 +1667,43 @@
         <w:pStyle w:val="Compact"/>
       </w:pPr>
       <w:r>
-        <w:t xml:space="preserve">[5] Eurosurveillance (2026) — author list not obtained</w:t>
+        <w:t xml:space="preserve">Schang et al. (2021): the specific low-prevalence detection-floor figures (stated in-text as</w:t>
+      </w:r>
+      <w:r>
+        <w:t xml:space="preserve"> </w:t>
+      </w:r>
+      <w:r>
+        <w:t xml:space="preserve">“</w:t>
+      </w:r>
+      <w:r>
+        <w:t xml:space="preserve">roughly 0.03 to 0.3 cases per 10,000,</w:t>
+      </w:r>
+      <w:r>
+        <w:t xml:space="preserve">”</w:t>
+      </w:r>
+      <w:r>
+        <w:t xml:space="preserve"> </w:t>
+      </w:r>
+      <w:r>
+        <w:t xml:space="preserve">explicitly hedged) — the qualitative</w:t>
+      </w:r>
+      <w:r>
+        <w:t xml:space="preserve"> </w:t>
+      </w:r>
+      <w:r>
+        <w:t xml:space="preserve">“</w:t>
+      </w:r>
+      <w:r>
+        <w:t xml:space="preserve">detects at low prevalence across 3 spatial scales</w:t>
+      </w:r>
+      <w:r>
+        <w:t xml:space="preserve">”</w:t>
+      </w:r>
+      <w:r>
+        <w:t xml:space="preserve"> </w:t>
+      </w:r>
+      <w:r>
+        <w:t xml:space="preserve">finding is the better-supported claim (§10.1) [60]</w:t>
       </w:r>
     </w:p>
     <w:p>
@@ -1659,19 +1715,25 @@
         <w:pStyle w:val="Compact"/>
       </w:pPr>
       <w:r>
-        <w:t xml:space="preserve">[7] Han et al. (2025) — author list truncated (</w:t>
-      </w:r>
-      <w:r>
-        <w:t xml:space="preserve">“</w:t>
-      </w:r>
-      <w:r>
-        <w:t xml:space="preserve">et al.</w:t>
-      </w:r>
-      <w:r>
-        <w:t xml:space="preserve">”</w:t>
-      </w:r>
-      <w:r>
-        <w:t xml:space="preserve">)</w:t>
+        <w:t xml:space="preserve">Bam et al. (2025): the specific</w:t>
+      </w:r>
+      <w:r>
+        <w:t xml:space="preserve"> </w:t>
+      </w:r>
+      <w:r>
+        <w:t xml:space="preserve">“</w:t>
+      </w:r>
+      <w:r>
+        <w:t xml:space="preserve">58 of 147 studies (40%) apply machine learning</w:t>
+      </w:r>
+      <w:r>
+        <w:t xml:space="preserve">”</w:t>
+      </w:r>
+      <w:r>
+        <w:t xml:space="preserve"> </w:t>
+      </w:r>
+      <w:r>
+        <w:t xml:space="preserve">figure — pending full-text confirmation; the qualitative growth-trend finding (near-zero to dozens of publications/year, 2015–2025) is comparatively better corroborated (§10.3) [61]</w:t>
       </w:r>
     </w:p>
     <w:p>
@@ -1683,88 +1745,7 @@
         <w:pStyle w:val="Compact"/>
       </w:pPr>
       <w:r>
-        <w:t xml:space="preserve">[19] Cha et al. (2023) — very long author list, truncated (</w:t>
-      </w:r>
-      <w:r>
-        <w:t xml:space="preserve">“</w:t>
-      </w:r>
-      <w:r>
-        <w:t xml:space="preserve">and others</w:t>
-      </w:r>
-      <w:r>
-        <w:t xml:space="preserve">”</w:t>
-      </w:r>
-      <w:r>
-        <w:t xml:space="preserve">)</w:t>
-      </w:r>
-    </w:p>
-    <w:p>
-      <w:pPr>
-        <w:numPr>
-          <w:ilvl w:val="0"/>
-          <w:numId w:val="1008"/>
-        </w:numPr>
-        <w:pStyle w:val="Compact"/>
-      </w:pPr>
-      <w:r>
-        <w:t xml:space="preserve">[20] Kim et al. (2022) — author list truncated (</w:t>
-      </w:r>
-      <w:r>
-        <w:t xml:space="preserve">“</w:t>
-      </w:r>
-      <w:r>
-        <w:t xml:space="preserve">et al.</w:t>
-      </w:r>
-      <w:r>
-        <w:t xml:space="preserve">”</w:t>
-      </w:r>
-      <w:r>
-        <w:t xml:space="preserve">)</w:t>
-      </w:r>
-    </w:p>
-    <w:p>
-      <w:pPr>
-        <w:numPr>
-          <w:ilvl w:val="0"/>
-          <w:numId w:val="1008"/>
-        </w:numPr>
-        <w:pStyle w:val="Compact"/>
-      </w:pPr>
-      <w:r>
-        <w:t xml:space="preserve">[23] Elbait et al. (2024) — author list truncated (</w:t>
-      </w:r>
-      <w:r>
-        <w:t xml:space="preserve">“</w:t>
-      </w:r>
-      <w:r>
-        <w:t xml:space="preserve">et al.</w:t>
-      </w:r>
-      <w:r>
-        <w:t xml:space="preserve">”</w:t>
-      </w:r>
-      <w:r>
-        <w:t xml:space="preserve">)</w:t>
-      </w:r>
-    </w:p>
-    <w:p>
-      <w:pPr>
-        <w:numPr>
-          <w:ilvl w:val="0"/>
-          <w:numId w:val="1008"/>
-        </w:numPr>
-        <w:pStyle w:val="Compact"/>
-      </w:pPr>
-      <w:r>
-        <w:rPr>
-          <w:strike/>
-        </w:rPr>
-        <w:t xml:space="preserve">[32] Oslo mobile-device study</w:t>
-      </w:r>
-      <w:r>
-        <w:t xml:space="preserve"> </w:t>
-      </w:r>
-      <w:r>
-        <w:t xml:space="preserve">—</w:t>
+        <w:t xml:space="preserve">Sharma et al. (2024): specific concentration/turnaround figures for the biosensor assay —</w:t>
       </w:r>
       <w:r>
         <w:t xml:space="preserve"> </w:t>
@@ -1774,10 +1755,13 @@
           <w:bCs/>
           <w:b/>
         </w:rPr>
-        <w:t xml:space="preserve">RESOLVED 2026-07-19</w:t>
-      </w:r>
-      <w:r>
-        <w:t xml:space="preserve">: identified as Baz-Lomba et al. (2019), full 5-author list confirmed; [32b] Thomas et al. (2017) added separately, lead author only confirmed, cited for context only and not conflated with Baz-Lomba’s findings</w:t>
+        <w:t xml:space="preserve">explicitly not treated as establishing field or operational readiness in-text, per this chapter’s technology-readiness discipline (§10.10)</w:t>
+      </w:r>
+      <w:r>
+        <w:t xml:space="preserve"> </w:t>
+      </w:r>
+      <w:r>
+        <w:t xml:space="preserve">(§10.2) [62]</w:t>
       </w:r>
     </w:p>
     <w:p>
@@ -1789,16 +1773,19 @@
         <w:pStyle w:val="Compact"/>
       </w:pPr>
       <w:r>
-        <w:rPr>
-          <w:strike/>
-        </w:rPr>
-        <w:t xml:space="preserve">[31] Been et al. (2014)</w:t>
-      </w:r>
-      <w:r>
-        <w:t xml:space="preserve"> </w:t>
-      </w:r>
-      <w:r>
-        <w:t xml:space="preserve">—</w:t>
+        <w:t xml:space="preserve">Pagsuyoin et al. (2025): the specific ML architectures and performance comparisons the review itself surveys — only the general hybrid mechanistic-statistical framing is relied upon in-text (§10.5) [63]</w:t>
+      </w:r>
+    </w:p>
+    <w:p>
+      <w:pPr>
+        <w:numPr>
+          <w:ilvl w:val="0"/>
+          <w:numId w:val="1008"/>
+        </w:numPr>
+        <w:pStyle w:val="Compact"/>
+      </w:pPr>
+      <w:r>
+        <w:t xml:space="preserve">Keenum et al. (2024):</w:t>
       </w:r>
       <w:r>
         <w:t xml:space="preserve"> </w:t>
@@ -1808,10 +1795,31 @@
           <w:bCs/>
           <w:b/>
         </w:rPr>
-        <w:t xml:space="preserve">RESOLVED 2026-07-12</w:t>
-      </w:r>
-      <w:r>
-        <w:t xml:space="preserve">: full 6-author list confirmed (Been, Rossi, Ort, Rudaz, Delémont, Esseiva)</w:t>
+        <w:t xml:space="preserve">the author list itself, not just a specific claim</w:t>
+      </w:r>
+      <w:r>
+        <w:t xml:space="preserve"> </w:t>
+      </w:r>
+      <w:r>
+        <w:t xml:space="preserve">—</w:t>
+      </w:r>
+      <w:r>
+        <w:t xml:space="preserve"> </w:t>
+      </w:r>
+      <w:r>
+        <w:t xml:space="preserve">“</w:t>
+      </w:r>
+      <w:r>
+        <w:t xml:space="preserve">Gushgari</w:t>
+      </w:r>
+      <w:r>
+        <w:t xml:space="preserve">”</w:t>
+      </w:r>
+      <w:r>
+        <w:t xml:space="preserve"> </w:t>
+      </w:r>
+      <w:r>
+        <w:t xml:space="preserve">appears twice with different given-name initials, an internal inconsistency not resolved this session (§10.6) [64]</w:t>
       </w:r>
     </w:p>
     <w:p>
@@ -1823,16 +1831,7 @@
         <w:pStyle w:val="Compact"/>
       </w:pPr>
       <w:r>
-        <w:rPr>
-          <w:strike/>
-        </w:rPr>
-        <w:t xml:space="preserve">[33] Southern Ontario 4-biomarker study</w:t>
-      </w:r>
-      <w:r>
-        <w:t xml:space="preserve"> </w:t>
-      </w:r>
-      <w:r>
-        <w:t xml:space="preserve">—</w:t>
+        <w:t xml:space="preserve">Wang et al. (2025): specific privacy-guarantee formalism and performance-vs-centralized-training comparison —</w:t>
       </w:r>
       <w:r>
         <w:t xml:space="preserve"> </w:t>
@@ -1842,10 +1841,13 @@
           <w:bCs/>
           <w:b/>
         </w:rPr>
-        <w:t xml:space="preserve">RESOLVED 2026-07-19</w:t>
-      </w:r>
-      <w:r>
-        <w:t xml:space="preserve">: identified as Chettleburgh et al. (2023), full 10-author list confirmed via PubMed’s indexed record, and the marker-identity discrepancy retracted as a search-engine-summarization error (confirmed 4 markers: PMMoV, crAssphage, HF183, BacHuman)</w:t>
+        <w:t xml:space="preserve">and, independently, whether this water-quality-application demonstration generalizes to epidemiological wastewater surveillance at all, a scope question this review does not claim to have answered</w:t>
+      </w:r>
+      <w:r>
+        <w:t xml:space="preserve"> </w:t>
+      </w:r>
+      <w:r>
+        <w:t xml:space="preserve">(§10.8) [65]</w:t>
       </w:r>
     </w:p>
     <w:p>
@@ -1857,7 +1859,7 @@
         <w:pStyle w:val="Compact"/>
       </w:pPr>
       <w:r>
-        <w:t xml:space="preserve">[46] Jones et al. (2014) — 6-author list retained from an earlier retrieval this session, not re-confirmed via a second independent search</w:t>
+        <w:t xml:space="preserve">Therrien et al. (2026): the specific adoption count and list of adopting national programs for PHES-ODM v3 — pending full-text confirmation (§10.7) [66]</w:t>
       </w:r>
     </w:p>
     <w:p>
@@ -1869,7 +1871,43 @@
         <w:pStyle w:val="Compact"/>
       </w:pPr>
       <w:r>
-        <w:t xml:space="preserve">[47] Yang et al. (2024) — 8-author list retained from an earlier retrieval this session, not re-confirmed via a second independent search</w:t>
+        <w:t xml:space="preserve">Malcom &amp; Bowes (2025): specific taxon-prevalence percentages from the 29-paper AMR review — the qualitative</w:t>
+      </w:r>
+      <w:r>
+        <w:t xml:space="preserve"> </w:t>
+      </w:r>
+      <w:r>
+        <w:rPr>
+          <w:iCs/>
+          <w:i/>
+        </w:rPr>
+        <w:t xml:space="preserve">E. coli</w:t>
+      </w:r>
+      <w:r>
+        <w:t xml:space="preserve">/</w:t>
+      </w:r>
+      <w:r>
+        <w:rPr>
+          <w:iCs/>
+          <w:i/>
+        </w:rPr>
+        <w:t xml:space="preserve">Enterococcus</w:t>
+      </w:r>
+      <w:r>
+        <w:t xml:space="preserve">/</w:t>
+      </w:r>
+      <w:r>
+        <w:rPr>
+          <w:iCs/>
+          <w:i/>
+        </w:rPr>
+        <w:t xml:space="preserve">Pseudomonas</w:t>
+      </w:r>
+      <w:r>
+        <w:t xml:space="preserve"> </w:t>
+      </w:r>
+      <w:r>
+        <w:t xml:space="preserve">prevalence and hospital-vs-community-effluent distinction are the better-supported claims (§10.4) [67]</w:t>
       </w:r>
     </w:p>
     <w:p>
@@ -1881,7 +1919,25 @@
         <w:pStyle w:val="Compact"/>
       </w:pPr>
       <w:r>
-        <w:t xml:space="preserve">[49] Pei et al. (2016) — first 6 of 7 authors confirmed across 2 searches; final author name not fully confirmed</w:t>
+        <w:t xml:space="preserve">The</w:t>
+      </w:r>
+      <w:r>
+        <w:t xml:space="preserve"> </w:t>
+      </w:r>
+      <w:r>
+        <w:t xml:space="preserve">“</w:t>
+      </w:r>
+      <w:r>
+        <w:t xml:space="preserve">climate trends</w:t>
+      </w:r>
+      <w:r>
+        <w:t xml:space="preserve">”</w:t>
+      </w:r>
+      <w:r>
+        <w:t xml:space="preserve"> </w:t>
+      </w:r>
+      <w:r>
+        <w:t xml:space="preserve">(nonstationary rainfall, heat, flooding) referenced in §10.9 are treated as general climate-science background not requiring WBE-specific citation, per instruction — no dedicated climate-transfer-validation study for WBE correction models was identified in this review’s search, and this gap is stated explicitly in-text and in Table 8 rather than filled with an unrelated citation</w:t>
       </w:r>
     </w:p>
     <w:p>
@@ -1893,19 +1949,146 @@
         <w:pStyle w:val="Compact"/>
       </w:pPr>
       <w:r>
-        <w:t xml:space="preserve">[53] Thompson et al. (2024) — only lead author confirmed, full list not obtained</w:t>
-      </w:r>
-    </w:p>
-    <w:p>
-      <w:pPr>
-        <w:numPr>
-          <w:ilvl w:val="0"/>
-          <w:numId w:val="1008"/>
-        </w:numPr>
-        <w:pStyle w:val="Compact"/>
-      </w:pPr>
-      <w:r>
-        <w:t xml:space="preserve">[54] Kwiatkowska et al. (2022) — full 8-author list found, but from only a single search, not cross-checked;</w:t>
+        <w:t xml:space="preserve">Table 8 and the accompanying Box (§10.10) contain no borrowed statistics from any source — both are explicitly labeled this review’s own proposed synthesis, the same disclaimer status as Chapter 9’s Table 7</w:t>
+      </w:r>
+    </w:p>
+    <w:bookmarkEnd w:id="27"/>
+    <w:bookmarkStart w:id="28" w:name="X07c0bc042e890049447e8938f1c172d1fcaea28"/>
+    <w:p>
+      <w:pPr>
+        <w:pStyle w:val="Heading2"/>
+      </w:pPr>
+      <w:r>
+        <w:t xml:space="preserve">Sources with unresolved or incomplete author attribution (across all chapters)</w:t>
+      </w:r>
+    </w:p>
+    <w:p>
+      <w:pPr>
+        <w:numPr>
+          <w:ilvl w:val="0"/>
+          <w:numId w:val="1009"/>
+        </w:numPr>
+        <w:pStyle w:val="Compact"/>
+      </w:pPr>
+      <w:r>
+        <w:t xml:space="preserve">[5] Eurosurveillance (2026) — author list not obtained</w:t>
+      </w:r>
+    </w:p>
+    <w:p>
+      <w:pPr>
+        <w:numPr>
+          <w:ilvl w:val="0"/>
+          <w:numId w:val="1009"/>
+        </w:numPr>
+        <w:pStyle w:val="Compact"/>
+      </w:pPr>
+      <w:r>
+        <w:t xml:space="preserve">[7] Han et al. (2025) — author list truncated (</w:t>
+      </w:r>
+      <w:r>
+        <w:t xml:space="preserve">“</w:t>
+      </w:r>
+      <w:r>
+        <w:t xml:space="preserve">et al.</w:t>
+      </w:r>
+      <w:r>
+        <w:t xml:space="preserve">”</w:t>
+      </w:r>
+      <w:r>
+        <w:t xml:space="preserve">)</w:t>
+      </w:r>
+    </w:p>
+    <w:p>
+      <w:pPr>
+        <w:numPr>
+          <w:ilvl w:val="0"/>
+          <w:numId w:val="1009"/>
+        </w:numPr>
+        <w:pStyle w:val="Compact"/>
+      </w:pPr>
+      <w:r>
+        <w:t xml:space="preserve">[19] Cha et al. (2023) — very long author list, truncated (</w:t>
+      </w:r>
+      <w:r>
+        <w:t xml:space="preserve">“</w:t>
+      </w:r>
+      <w:r>
+        <w:t xml:space="preserve">and others</w:t>
+      </w:r>
+      <w:r>
+        <w:t xml:space="preserve">”</w:t>
+      </w:r>
+      <w:r>
+        <w:t xml:space="preserve">)</w:t>
+      </w:r>
+    </w:p>
+    <w:p>
+      <w:pPr>
+        <w:numPr>
+          <w:ilvl w:val="0"/>
+          <w:numId w:val="1009"/>
+        </w:numPr>
+        <w:pStyle w:val="Compact"/>
+      </w:pPr>
+      <w:r>
+        <w:t xml:space="preserve">[20] Kim et al. (2022) — author list truncated (</w:t>
+      </w:r>
+      <w:r>
+        <w:t xml:space="preserve">“</w:t>
+      </w:r>
+      <w:r>
+        <w:t xml:space="preserve">et al.</w:t>
+      </w:r>
+      <w:r>
+        <w:t xml:space="preserve">”</w:t>
+      </w:r>
+      <w:r>
+        <w:t xml:space="preserve">)</w:t>
+      </w:r>
+    </w:p>
+    <w:p>
+      <w:pPr>
+        <w:numPr>
+          <w:ilvl w:val="0"/>
+          <w:numId w:val="1009"/>
+        </w:numPr>
+        <w:pStyle w:val="Compact"/>
+      </w:pPr>
+      <w:r>
+        <w:t xml:space="preserve">[23] Elbait et al. (2024) — author list truncated (</w:t>
+      </w:r>
+      <w:r>
+        <w:t xml:space="preserve">“</w:t>
+      </w:r>
+      <w:r>
+        <w:t xml:space="preserve">et al.</w:t>
+      </w:r>
+      <w:r>
+        <w:t xml:space="preserve">”</w:t>
+      </w:r>
+      <w:r>
+        <w:t xml:space="preserve">)</w:t>
+      </w:r>
+    </w:p>
+    <w:p>
+      <w:pPr>
+        <w:numPr>
+          <w:ilvl w:val="0"/>
+          <w:numId w:val="1009"/>
+        </w:numPr>
+        <w:pStyle w:val="Compact"/>
+      </w:pPr>
+      <w:r>
+        <w:rPr>
+          <w:strike/>
+        </w:rPr>
+        <w:t xml:space="preserve">[32] Oslo mobile-device study</w:t>
+      </w:r>
+      <w:r>
+        <w:t xml:space="preserve"> </w:t>
+      </w:r>
+      <w:r>
+        <w:t xml:space="preserve">—</w:t>
       </w:r>
       <w:r>
         <w:t xml:space="preserve"> </w:t>
@@ -1915,19 +2098,31 @@
           <w:bCs/>
           <w:b/>
         </w:rPr>
-        <w:t xml:space="preserve">and, more fundamentally, the venue itself (journal vs. conference proceeding vs. preprint) is unconfirmed</w:t>
-      </w:r>
-    </w:p>
-    <w:p>
-      <w:pPr>
-        <w:numPr>
-          <w:ilvl w:val="0"/>
-          <w:numId w:val="1008"/>
-        </w:numPr>
-        <w:pStyle w:val="Compact"/>
-      </w:pPr>
-      <w:r>
-        <w:t xml:space="preserve">[56] Demir et al. (2026, medRxiv preprint) —</w:t>
+        <w:t xml:space="preserve">RESOLVED 2026-07-19</w:t>
+      </w:r>
+      <w:r>
+        <w:t xml:space="preserve">: identified as Baz-Lomba et al. (2019), full 5-author list confirmed; [32b] Thomas et al. (2017) added separately, lead author only confirmed, cited for context only and not conflated with Baz-Lomba’s findings</w:t>
+      </w:r>
+    </w:p>
+    <w:p>
+      <w:pPr>
+        <w:numPr>
+          <w:ilvl w:val="0"/>
+          <w:numId w:val="1009"/>
+        </w:numPr>
+        <w:pStyle w:val="Compact"/>
+      </w:pPr>
+      <w:r>
+        <w:rPr>
+          <w:strike/>
+        </w:rPr>
+        <w:t xml:space="preserve">[31] Been et al. (2014)</w:t>
+      </w:r>
+      <w:r>
+        <w:t xml:space="preserve"> </w:t>
+      </w:r>
+      <w:r>
+        <w:t xml:space="preserve">—</w:t>
       </w:r>
       <w:r>
         <w:t xml:space="preserve"> </w:t>
@@ -1937,32 +2132,10 @@
           <w:bCs/>
           <w:b/>
         </w:rPr>
-        <w:t xml:space="preserve">weakest author attribution in the entire review to date, exceeding even [32]’s previous record</w:t>
-      </w:r>
-      <w:r>
-        <w:t xml:space="preserve">: only the lead author’s institutional affiliation is corroborated; a possible co-author’s name appeared in exactly one synthesized search result and was not independently confirmed by any second source</w:t>
-      </w:r>
-    </w:p>
-    <w:p>
-      <w:pPr>
-        <w:numPr>
-          <w:ilvl w:val="0"/>
-          <w:numId w:val="1008"/>
-        </w:numPr>
-        <w:pStyle w:val="Compact"/>
-      </w:pPr>
-      <w:r>
-        <w:t xml:space="preserve">[57] Link, Garrido, et al. (2026, medRxiv preprint) — two named authors confirmed, full list (likely longer, given the scale of a 281-county analysis) not obtained</w:t>
-      </w:r>
-    </w:p>
-    <w:bookmarkEnd w:id="27"/>
-    <w:bookmarkStart w:id="28" w:name="X896adcb5331e25c2c62281a3fb6af90b58e1eca"/>
-    <w:p>
-      <w:pPr>
-        <w:pStyle w:val="Heading2"/>
-      </w:pPr>
-      <w:r>
-        <w:t xml:space="preserve">Sources considered and explicitly excluded (not cited anywhere in Chapters 1–7)</w:t>
+        <w:t xml:space="preserve">RESOLVED 2026-07-12</w:t>
+      </w:r>
+      <w:r>
+        <w:t xml:space="preserve">: full 6-author list confirmed (Been, Rossi, Ort, Rudaz, Delémont, Esseiva)</w:t>
       </w:r>
     </w:p>
     <w:p>
@@ -1974,25 +2147,16 @@
         <w:pStyle w:val="Compact"/>
       </w:pPr>
       <w:r>
-        <w:t xml:space="preserve">PMC8772136 / ScienceDirect S0048969722003813 —</w:t>
-      </w:r>
-      <w:r>
-        <w:t xml:space="preserve"> </w:t>
-      </w:r>
-      <w:r>
-        <w:t xml:space="preserve">“</w:t>
-      </w:r>
-      <w:r>
-        <w:t xml:space="preserve">Factors influencing SARS-CoV-2 RNA concentrations in wastewater up to the sampling stage: A systematic review</w:t>
-      </w:r>
-      <w:r>
-        <w:t xml:space="preserve">”</w:t>
-      </w:r>
-      <w:r>
-        <w:t xml:space="preserve"> </w:t>
-      </w:r>
-      <w:r>
-        <w:t xml:space="preserve">(~2022) — author list unconfirmed; relevant to §5, and indirectly to §6’s analytical-variability discussion.</w:t>
+        <w:rPr>
+          <w:strike/>
+        </w:rPr>
+        <w:t xml:space="preserve">[33] Southern Ontario 4-biomarker study</w:t>
+      </w:r>
+      <w:r>
+        <w:t xml:space="preserve"> </w:t>
+      </w:r>
+      <w:r>
+        <w:t xml:space="preserve">—</w:t>
       </w:r>
       <w:r>
         <w:t xml:space="preserve"> </w:t>
@@ -2002,62 +2166,70 @@
           <w:bCs/>
           <w:b/>
         </w:rPr>
-        <w:t xml:space="preserve">Single highest-priority gap to resolve with database access.</w:t>
-      </w:r>
-    </w:p>
-    <w:bookmarkEnd w:id="28"/>
-    <w:bookmarkStart w:id="29" w:name="X38d6e3ce937f57045dd159f408ab3f1f54ae221"/>
-    <w:p>
-      <w:pPr>
-        <w:pStyle w:val="Heading2"/>
-      </w:pPr>
-      <w:r>
-        <w:t xml:space="preserve">Items from the user’s original project outline still not independently checked</w:t>
-      </w:r>
-    </w:p>
-    <w:p>
-      <w:pPr>
-        <w:numPr>
-          <w:ilvl w:val="0"/>
-          <w:numId w:val="1010"/>
-        </w:numPr>
-        <w:pStyle w:val="Compact"/>
-      </w:pPr>
-      <w:r>
-        <w:rPr>
-          <w:strike/>
-        </w:rPr>
-        <w:t xml:space="preserve">PubMed 41260128 —</w:t>
-      </w:r>
-      <w:r>
-        <w:rPr>
-          <w:strike/>
-        </w:rPr>
-        <w:t xml:space="preserve"> </w:t>
-      </w:r>
-      <w:r>
-        <w:rPr>
-          <w:strike/>
-        </w:rPr>
-        <w:t xml:space="preserve">“</w:t>
-      </w:r>
-      <w:r>
-        <w:rPr>
-          <w:strike/>
-        </w:rPr>
-        <w:t xml:space="preserve">From wastewater to epidemiological insights: A systematic…</w:t>
-      </w:r>
-      <w:r>
-        <w:rPr>
-          <w:strike/>
-        </w:rPr>
-        <w:t xml:space="preserve">”</w:t>
-      </w:r>
-      <w:r>
-        <w:t xml:space="preserve"> </w:t>
-      </w:r>
-      <w:r>
-        <w:t xml:space="preserve">—</w:t>
+        <w:t xml:space="preserve">RESOLVED 2026-07-19</w:t>
+      </w:r>
+      <w:r>
+        <w:t xml:space="preserve">: identified as Chettleburgh et al. (2023), full 10-author list confirmed via PubMed’s indexed record, and the marker-identity discrepancy retracted as a search-engine-summarization error (confirmed 4 markers: PMMoV, crAssphage, HF183, BacHuman)</w:t>
+      </w:r>
+    </w:p>
+    <w:p>
+      <w:pPr>
+        <w:numPr>
+          <w:ilvl w:val="0"/>
+          <w:numId w:val="1009"/>
+        </w:numPr>
+        <w:pStyle w:val="Compact"/>
+      </w:pPr>
+      <w:r>
+        <w:t xml:space="preserve">[46] Jones et al. (2014) — 6-author list retained from an earlier retrieval this session, not re-confirmed via a second independent search</w:t>
+      </w:r>
+    </w:p>
+    <w:p>
+      <w:pPr>
+        <w:numPr>
+          <w:ilvl w:val="0"/>
+          <w:numId w:val="1009"/>
+        </w:numPr>
+        <w:pStyle w:val="Compact"/>
+      </w:pPr>
+      <w:r>
+        <w:t xml:space="preserve">[47] Yang et al. (2024) — 8-author list retained from an earlier retrieval this session, not re-confirmed via a second independent search</w:t>
+      </w:r>
+    </w:p>
+    <w:p>
+      <w:pPr>
+        <w:numPr>
+          <w:ilvl w:val="0"/>
+          <w:numId w:val="1009"/>
+        </w:numPr>
+        <w:pStyle w:val="Compact"/>
+      </w:pPr>
+      <w:r>
+        <w:t xml:space="preserve">[49] Pei et al. (2016) — first 6 of 7 authors confirmed across 2 searches; final author name not fully confirmed</w:t>
+      </w:r>
+    </w:p>
+    <w:p>
+      <w:pPr>
+        <w:numPr>
+          <w:ilvl w:val="0"/>
+          <w:numId w:val="1009"/>
+        </w:numPr>
+        <w:pStyle w:val="Compact"/>
+      </w:pPr>
+      <w:r>
+        <w:t xml:space="preserve">[53] Thompson et al. (2024) — only lead author confirmed, full list not obtained</w:t>
+      </w:r>
+    </w:p>
+    <w:p>
+      <w:pPr>
+        <w:numPr>
+          <w:ilvl w:val="0"/>
+          <w:numId w:val="1009"/>
+        </w:numPr>
+        <w:pStyle w:val="Compact"/>
+      </w:pPr>
+      <w:r>
+        <w:t xml:space="preserve">[54] Kwiatkowska et al. (2022) — full 8-author list found, but from only a single search, not cross-checked;</w:t>
       </w:r>
       <w:r>
         <w:t xml:space="preserve"> </w:t>
@@ -2067,6 +2239,201 @@
           <w:bCs/>
           <w:b/>
         </w:rPr>
+        <w:t xml:space="preserve">and, more fundamentally, the venue itself (journal vs. conference proceeding vs. preprint) is unconfirmed</w:t>
+      </w:r>
+    </w:p>
+    <w:p>
+      <w:pPr>
+        <w:numPr>
+          <w:ilvl w:val="0"/>
+          <w:numId w:val="1009"/>
+        </w:numPr>
+        <w:pStyle w:val="Compact"/>
+      </w:pPr>
+      <w:r>
+        <w:t xml:space="preserve">[56] Demir et al. (2026, medRxiv preprint) —</w:t>
+      </w:r>
+      <w:r>
+        <w:t xml:space="preserve"> </w:t>
+      </w:r>
+      <w:r>
+        <w:rPr>
+          <w:bCs/>
+          <w:b/>
+        </w:rPr>
+        <w:t xml:space="preserve">⛔ WITHDRAWN (2026-07-18): weakest author attribution in the entire review to date, exceeding even [32]’s previous pre-resolution record</w:t>
+      </w:r>
+      <w:r>
+        <w:t xml:space="preserve">: only the lead author’s institutional affiliation is corroborated; a possible co-author’s name appeared in exactly one synthesized search result and was not independently confirmed by any second source even on re-search. No longer cited anywhere in the main text or Table 7.</w:t>
+      </w:r>
+    </w:p>
+    <w:p>
+      <w:pPr>
+        <w:numPr>
+          <w:ilvl w:val="0"/>
+          <w:numId w:val="1009"/>
+        </w:numPr>
+        <w:pStyle w:val="Compact"/>
+      </w:pPr>
+      <w:r>
+        <w:t xml:space="preserve">[57] Link, Garrido, et al. (2026, medRxiv preprint) —</w:t>
+      </w:r>
+      <w:r>
+        <w:t xml:space="preserve"> </w:t>
+      </w:r>
+      <w:r>
+        <w:rPr>
+          <w:bCs/>
+          <w:b/>
+        </w:rPr>
+        <w:t xml:space="preserve">upgraded 2026-07-18</w:t>
+      </w:r>
+      <w:r>
+        <w:t xml:space="preserve">: both named authors now independently confirmed across two separate searches; full list (likely longer, given the scale of a 281-county analysis) still not obtained</w:t>
+      </w:r>
+    </w:p>
+    <w:p>
+      <w:pPr>
+        <w:numPr>
+          <w:ilvl w:val="0"/>
+          <w:numId w:val="1009"/>
+        </w:numPr>
+        <w:pStyle w:val="Compact"/>
+      </w:pPr>
+      <w:r>
+        <w:t xml:space="preserve">[64] Keenum et al. (2024) — the</w:t>
+      </w:r>
+      <w:r>
+        <w:t xml:space="preserve"> </w:t>
+      </w:r>
+      <w:r>
+        <w:t xml:space="preserve">“</w:t>
+      </w:r>
+      <w:r>
+        <w:t xml:space="preserve">Gushgari</w:t>
+      </w:r>
+      <w:r>
+        <w:t xml:space="preserve">”</w:t>
+      </w:r>
+      <w:r>
+        <w:t xml:space="preserve"> </w:t>
+      </w:r>
+      <w:r>
+        <w:t xml:space="preserve">surname appears twice in the retrieved author list with different given-name initials (4th and 8th author positions); not independently resolved this session — could reflect two distinct co-authors or a search-summarization duplication error</w:t>
+      </w:r>
+    </w:p>
+    <w:bookmarkEnd w:id="28"/>
+    <w:bookmarkStart w:id="29" w:name="X896adcb5331e25c2c62281a3fb6af90b58e1eca"/>
+    <w:p>
+      <w:pPr>
+        <w:pStyle w:val="Heading2"/>
+      </w:pPr>
+      <w:r>
+        <w:t xml:space="preserve">Sources considered and explicitly excluded (not cited anywhere in Chapters 1–7)</w:t>
+      </w:r>
+    </w:p>
+    <w:p>
+      <w:pPr>
+        <w:numPr>
+          <w:ilvl w:val="0"/>
+          <w:numId w:val="1010"/>
+        </w:numPr>
+        <w:pStyle w:val="Compact"/>
+      </w:pPr>
+      <w:r>
+        <w:t xml:space="preserve">PMC8772136 / ScienceDirect S0048969722003813 —</w:t>
+      </w:r>
+      <w:r>
+        <w:t xml:space="preserve"> </w:t>
+      </w:r>
+      <w:r>
+        <w:t xml:space="preserve">“</w:t>
+      </w:r>
+      <w:r>
+        <w:t xml:space="preserve">Factors influencing SARS-CoV-2 RNA concentrations in wastewater up to the sampling stage: A systematic review</w:t>
+      </w:r>
+      <w:r>
+        <w:t xml:space="preserve">”</w:t>
+      </w:r>
+      <w:r>
+        <w:t xml:space="preserve"> </w:t>
+      </w:r>
+      <w:r>
+        <w:t xml:space="preserve">(~2022) — author list unconfirmed; relevant to §5, and indirectly to §6’s analytical-variability discussion.</w:t>
+      </w:r>
+      <w:r>
+        <w:t xml:space="preserve"> </w:t>
+      </w:r>
+      <w:r>
+        <w:rPr>
+          <w:bCs/>
+          <w:b/>
+        </w:rPr>
+        <w:t xml:space="preserve">Single highest-priority gap to resolve with database access.</w:t>
+      </w:r>
+    </w:p>
+    <w:bookmarkEnd w:id="29"/>
+    <w:bookmarkStart w:id="30" w:name="X38d6e3ce937f57045dd159f408ab3f1f54ae221"/>
+    <w:p>
+      <w:pPr>
+        <w:pStyle w:val="Heading2"/>
+      </w:pPr>
+      <w:r>
+        <w:t xml:space="preserve">Items from the user’s original project outline still not independently checked</w:t>
+      </w:r>
+    </w:p>
+    <w:p>
+      <w:pPr>
+        <w:numPr>
+          <w:ilvl w:val="0"/>
+          <w:numId w:val="1011"/>
+        </w:numPr>
+        <w:pStyle w:val="Compact"/>
+      </w:pPr>
+      <w:r>
+        <w:rPr>
+          <w:strike/>
+        </w:rPr>
+        <w:t xml:space="preserve">PubMed 41260128 —</w:t>
+      </w:r>
+      <w:r>
+        <w:rPr>
+          <w:strike/>
+        </w:rPr>
+        <w:t xml:space="preserve"> </w:t>
+      </w:r>
+      <w:r>
+        <w:rPr>
+          <w:strike/>
+        </w:rPr>
+        <w:t xml:space="preserve">“</w:t>
+      </w:r>
+      <w:r>
+        <w:rPr>
+          <w:strike/>
+        </w:rPr>
+        <w:t xml:space="preserve">From wastewater to epidemiological insights: A systematic…</w:t>
+      </w:r>
+      <w:r>
+        <w:rPr>
+          <w:strike/>
+        </w:rPr>
+        <w:t xml:space="preserve">”</w:t>
+      </w:r>
+      <w:r>
+        <w:t xml:space="preserve"> </w:t>
+      </w:r>
+      <w:r>
+        <w:t xml:space="preserve">—</w:t>
+      </w:r>
+      <w:r>
+        <w:t xml:space="preserve"> </w:t>
+      </w:r>
+      <w:r>
+        <w:rPr>
+          <w:bCs/>
+          <w:b/>
+        </w:rPr>
         <w:t xml:space="preserve">RESOLVED</w:t>
       </w:r>
       <w:r>
@@ -2090,7 +2457,7 @@
       <w:pPr>
         <w:numPr>
           <w:ilvl w:val="0"/>
-          <w:numId w:val="1010"/>
+          <w:numId w:val="1011"/>
         </w:numPr>
         <w:pStyle w:val="Compact"/>
       </w:pPr>
@@ -2102,7 +2469,7 @@
       <w:pPr>
         <w:numPr>
           <w:ilvl w:val="0"/>
-          <w:numId w:val="1010"/>
+          <w:numId w:val="1011"/>
         </w:numPr>
         <w:pStyle w:val="Compact"/>
       </w:pPr>
@@ -2139,8 +2506,8 @@
         </w:pict>
       </w:r>
     </w:p>
-    <w:bookmarkEnd w:id="29"/>
-    <w:bookmarkStart w:id="30" w:name="how-to-close-this-list"/>
+    <w:bookmarkEnd w:id="30"/>
+    <w:bookmarkStart w:id="31" w:name="how-to-close-this-list"/>
     <w:p>
       <w:pPr>
         <w:pStyle w:val="Heading2"/>
@@ -2157,8 +2524,8 @@
         <w:t xml:space="preserve">Every item above requires one of: (a) direct database/publisher access (Web of Science, Scopus, or institutional access to ScienceDirect/PMC/Water Research/ES&amp;T, since this session’s WebFetch and Crossref-API access were both blocked throughout); or (b) the user independently confirming a figure and reporting it back. Until then, this list — not the main text’s prose, however confidently worded — is the authoritative record of what remains unverified in this review.</w:t>
       </w:r>
     </w:p>
-    <w:bookmarkEnd w:id="30"/>
     <w:bookmarkEnd w:id="31"/>
+    <w:bookmarkEnd w:id="32"/>
     <w:sectPr>
       <w:pgSz w:h="15840" w:w="12240"/>
       <w:pgMar w:bottom="1008" w:left="864" w:right="864" w:top="1008"/>
@@ -2375,6 +2742,9 @@
     <w:abstractNumId w:val="991"/>
   </w:num>
   <w:num w:numId="1010">
+    <w:abstractNumId w:val="991"/>
+  </w:num>
+  <w:num w:numId="1011">
     <w:abstractNumId w:val="991"/>
   </w:num>
 </w:numbering>
